--- a/docs/退休人员名册打印小程序开发规划.docx
+++ b/docs/退休人员名册打印小程序开发规划.docx
@@ -115,7 +115,7 @@
           <w:b w:val="0"/>
           <w:sz w:val="24"/>
         </w:rPr>
-        <w:t>原生离线  静态依赖  Windows 7 RTM 验证  门禁式交付</w:t>
+        <w:t>原生离线  静态依赖  Windows 7 SP1 验证  门禁式交付</w:t>
       </w:r>
     </w:p>
     <w:tbl>
@@ -270,7 +270,7 @@
                 <w:b w:val="0"/>
                 <w:sz w:val="20"/>
               </w:rPr>
-              <w:t>v2.0</w:t>
+              <w:t>v2.1（SP1 修订，2026-10-03）</w:t>
             </w:r>
           </w:p>
         </w:tc>
@@ -558,7 +558,7 @@
                 <w:b w:val="0"/>
                 <w:sz w:val="20"/>
               </w:rPr>
-              <w:t>Windows 7 RTM 6.1.7600，32 位主发行包；VirtualBox 纯净虚拟机验证</w:t>
+              <w:t>Windows 7 SP1 6.1.7601，32 位主发行包；VirtualBox 纯净虚拟机验证</w:t>
             </w:r>
           </w:p>
         </w:tc>
@@ -3490,7 +3490,7 @@
                 <w:b w:val="0"/>
                 <w:sz w:val="17"/>
               </w:rPr>
-              <w:t>所有轨道使用同一 C++14 契约和目录边界；候选包在 Win7 RTM 至少能启动空界面。</w:t>
+              <w:t>所有轨道使用同一 C++14 契约和目录边界；候选包在 Win7 SP1 至少能启动空界面。</w:t>
             </w:r>
           </w:p>
         </w:tc>
@@ -4046,7 +4046,7 @@
                 <w:b w:val="0"/>
                 <w:sz w:val="17"/>
               </w:rPr>
-              <w:t>端到端链路在 Win7 RTM 两台虚拟机通过；P0/P1 为零才可进入试运行。</w:t>
+              <w:t>端到端链路在 Win7 SP1 两台虚拟机通过；P0/P1 为零才可进入试运行。</w:t>
             </w:r>
           </w:p>
         </w:tc>
@@ -4757,7 +4757,7 @@
                 <w:b w:val="0"/>
                 <w:sz w:val="17"/>
               </w:rPr>
-              <w:t>安装 Visual Studio 2017 v141_xp、CMake 3.15 和 XMake 2.9.x 开发环境。创建 Win7 RTM 32/64 位 VirtualBox 虚拟机、00_Base 快照和脱敏样表传入路径。</w:t>
+              <w:t>安装 Visual Studio 2017 v141_xp、CMake 3.15 和 XMake 2.9.x 开发环境。创建 Win7 SP1 32/64 位 VirtualBox 虚拟机、00_Base 快照和脱敏样表传入路径。</w:t>
             </w:r>
           </w:p>
         </w:tc>
@@ -4999,7 +4999,7 @@
           <w:b/>
           <w:sz w:val="21"/>
         </w:rPr>
-        <w:t>所有轨道使用同一 C++14 契约和目录边界；候选包在 Win7 RTM 至少能启动空界面。</w:t>
+        <w:t>所有轨道使用同一 C++14 契约和目录边界；候选包在 Win7 SP1 至少能启动空界面。</w:t>
       </w:r>
     </w:p>
     <w:tbl>
@@ -5537,7 +5537,7 @@
                 <w:b w:val="0"/>
                 <w:sz w:val="17"/>
               </w:rPr>
-              <w:t>两套可复现命令、配置对照、依赖检查结果、CMake 候选空程序 Win7 RTM 启动证据。</w:t>
+              <w:t>两套可复现命令、配置对照、依赖检查结果、CMake 候选空程序 Win7 SP1 启动证据。</w:t>
             </w:r>
           </w:p>
         </w:tc>
@@ -7987,7 +7987,7 @@
           <w:b/>
           <w:sz w:val="21"/>
         </w:rPr>
-        <w:t>端到端链路在 Win7 RTM 两台虚拟机通过；P0/P1 为零才可进入试运行。</w:t>
+        <w:t>端到端链路在 Win7 SP1 两台虚拟机通过；P0/P1 为零才可进入试运行。</w:t>
       </w:r>
     </w:p>
     <w:tbl>
@@ -9468,7 +9468,7 @@
           <w:b/>
           <w:sz w:val="36"/>
         </w:rPr>
-        <w:t>6 Windows 7 RTM VirtualBox 测试 SOP</w:t>
+        <w:t>6 Windows 7 SP1 VirtualBox 测试 SOP</w:t>
       </w:r>
     </w:p>
     <w:tbl>
@@ -9728,7 +9728,7 @@
                 <w:b w:val="0"/>
                 <w:sz w:val="17"/>
               </w:rPr>
-              <w:t>创建 Win7 RTM x86 与 x64 来宾，确认 build 7600；不安装 SP1、Office、.NET 或 VC++ Redistributable。</w:t>
+              <w:t>创建 Win7 SP1 x86 与 x64 来宾，确认 build 7601；已安装 SP1；不安装 Office、.NET 或 VC++ Redistributable。</w:t>
             </w:r>
           </w:p>
         </w:tc>
@@ -11154,7 +11154,7 @@
                 <w:b w:val="0"/>
                 <w:sz w:val="19"/>
               </w:rPr>
-              <w:t>L0/L1 通过；两台 Win7 RTM VM 完成 L2；00_Base 回归完成 L3。</w:t>
+              <w:t>L0/L1 通过；两台 Win7 SP1 VM 完成 L2；00_Base 回归完成 L3。</w:t>
             </w:r>
           </w:p>
         </w:tc>
@@ -11308,6 +11308,24 @@
       <w:pPr>
         <w:spacing w:after="40"/>
       </w:pPr>
+    </w:p>
+    <w:p>
+      <w:pPr>
+        <w:pStyle w:val="Heading1"/>
+      </w:pPr>
+      <w:r>
+        <w:t>Windows 7 目标基线修订记录</w:t>
+      </w:r>
+    </w:p>
+    <w:p>
+      <w:r>
+        <w:t>2026-10-03，依据 OD-0002，目标环境由 Windows 7 RTM 6.1.7600 修订为 Windows 7 SP1 6.1.7601，覆盖 x86 与 x64。原 v2.0 为历史基线，可从 Git 历史复核。</w:t>
+      </w:r>
+    </w:p>
+    <w:p>
+      <w:r>
+        <w:t>32 位主发行包、C++14、静态依赖和 WINVER/_WIN32_WINNT=0x0601 保持不变。虚拟机不得额外安装 Office、.NET 或 VC++ Redistributable。未新增 Windows Edition 限制，本修订不代表 Gate 0 通过。完整决定见 docs/decisions/OD-0002-Windows7-SP1目标基线.md。</w:t>
+      </w:r>
     </w:p>
     <w:sectPr>
       <w:headerReference w:type="default" r:id="rId9"/>
